--- a/tests/evals/timesheets/24-docx-priya-01/input.docx
+++ b/tests/evals/timesheets/24-docx-priya-01/input.docx
@@ -20,11 +20,6 @@
     <w:p>
       <w:r>
         <w:t>Period: 2026-01-01 to 2026-01-31</w:t>
-      </w:r>
-    </w:p>
-    <w:p>
-      <w:r>
-        <w:t>2026-01-01  8.00</w:t>
       </w:r>
     </w:p>
     <w:p>
@@ -84,11 +79,6 @@
     </w:p>
     <w:p>
       <w:r>
-        <w:t>2026-01-19  8.00</w:t>
-      </w:r>
-    </w:p>
-    <w:p>
-      <w:r>
         <w:t>2026-01-20  8.00</w:t>
       </w:r>
     </w:p>
@@ -134,7 +124,7 @@
     </w:p>
     <w:p>
       <w:r>
-        <w:t>Total: 176.00</w:t>
+        <w:t>Total: 160.00</w:t>
       </w:r>
     </w:p>
     <w:p>
